--- a/应用工程数学/应用高等工程数学/作业答案/数值分析习题 (10月29日修正).docx
+++ b/应用工程数学/应用高等工程数学/作业答案/数值分析习题 (10月29日修正).docx
@@ -1235,6 +1235,12 @@
             <w:insideH w:val="single" w:color="auto" w:sz="4" w:space="0"/>
             <w:insideV w:val="single" w:color="auto" w:sz="4" w:space="0"/>
           </w:tblBorders>
+          <w:tblCellMar>
+            <w:top w:w="0" w:type="dxa"/>
+            <w:left w:w="108" w:type="dxa"/>
+            <w:bottom w:w="0" w:type="dxa"/>
+            <w:right w:w="108" w:type="dxa"/>
+          </w:tblCellMar>
         </w:tblPrEx>
         <w:tc>
           <w:tcPr>
@@ -3232,8 +3238,6 @@
           </wp:inline>
         </w:drawing>
       </w:r>
-      <w:bookmarkStart w:id="2" w:name="_GoBack"/>
-      <w:bookmarkEnd w:id="2"/>
     </w:p>
     <w:p>
       <w:pPr>
@@ -3855,6 +3859,9 @@
           <w:ilvl w:val="0"/>
           <w:numId w:val="2"/>
         </w:numPr>
+        <w:tabs>
+          <w:tab w:val="right" w:pos="9000"/>
+        </w:tabs>
         <w:adjustRightInd w:val="0"/>
         <w:snapToGrid w:val="0"/>
         <w:spacing w:line="300" w:lineRule="atLeast"/>
@@ -3874,6 +3881,18 @@
         </w:rPr>
         <w:t xml:space="preserve">已知数据  </w:t>
       </w:r>
+      <w:r>
+        <w:rPr>
+          <w:rFonts w:hint="eastAsia" w:ascii="Times New Roman" w:hAnsi="Times New Roman" w:eastAsia="宋体" w:cs="Times New Roman"/>
+          <w:kern w:val="2"/>
+          <w:sz w:val="28"/>
+          <w:szCs w:val="28"/>
+          <w:lang w:eastAsia="zh-CN"/>
+        </w:rPr>
+        <w:tab/>
+      </w:r>
+      <w:bookmarkStart w:id="2" w:name="_GoBack"/>
+      <w:bookmarkEnd w:id="2"/>
     </w:p>
     <w:tbl>
       <w:tblPr>
@@ -3910,12 +3929,6 @@
             <w:insideH w:val="single" w:color="auto" w:sz="4" w:space="0"/>
             <w:insideV w:val="single" w:color="auto" w:sz="4" w:space="0"/>
           </w:tblBorders>
-          <w:tblCellMar>
-            <w:top w:w="0" w:type="dxa"/>
-            <w:left w:w="108" w:type="dxa"/>
-            <w:bottom w:w="0" w:type="dxa"/>
-            <w:right w:w="108" w:type="dxa"/>
-          </w:tblCellMar>
         </w:tblPrEx>
         <w:trPr>
           <w:trHeight w:val="374" w:hRule="atLeast"/>
@@ -5442,6 +5455,12 @@
             <w:insideH w:val="single" w:color="auto" w:sz="4" w:space="0"/>
             <w:insideV w:val="single" w:color="auto" w:sz="4" w:space="0"/>
           </w:tblBorders>
+          <w:tblCellMar>
+            <w:top w:w="0" w:type="dxa"/>
+            <w:left w:w="108" w:type="dxa"/>
+            <w:bottom w:w="0" w:type="dxa"/>
+            <w:right w:w="108" w:type="dxa"/>
+          </w:tblCellMar>
         </w:tblPrEx>
         <w:trPr>
           <w:trHeight w:val="391" w:hRule="atLeast"/>
